--- a/public/templates/Permohonan Pendaftaran Ciptaan 2021.docx
+++ b/public/templates/Permohonan Pendaftaran Ciptaan 2021.docx
@@ -1183,6 +1183,7 @@
         </w:rPr>
         <w:t xml:space="preserve">III.    </w:t>
       </w:r>
+      <w:proofErr w:type="gramStart"/>
       <w:r>
         <w:rPr>
           <w:rFonts w:ascii="Times New Roman" w:hAnsi="Times New Roman"/>
@@ -1199,6 +1200,7 @@
         </w:rPr>
         <w:t xml:space="preserve"> :</w:t>
       </w:r>
+      <w:proofErr w:type="gramEnd"/>
     </w:p>
     <w:p>
       <w:pPr>
@@ -1432,6 +1434,137 @@
           <w:szCs w:val="24"/>
         </w:rPr>
       </w:pPr>
+    </w:p>
+    <w:tbl>
+      <w:tblPr>
+        <w:tblpPr w:leftFromText="180" w:rightFromText="180" w:vertAnchor="text" w:horzAnchor="margin" w:tblpXSpec="right" w:tblpY="109"/>
+        <w:tblW w:w="0" w:type="auto"/>
+        <w:tblBorders>
+          <w:top w:val="single" w:sz="4" w:space="0" w:color="FFFFFF"/>
+          <w:left w:val="single" w:sz="4" w:space="0" w:color="FFFFFF"/>
+          <w:bottom w:val="single" w:sz="4" w:space="0" w:color="FFFFFF"/>
+          <w:right w:val="single" w:sz="4" w:space="0" w:color="FFFFFF"/>
+        </w:tblBorders>
+        <w:tblLook w:val="04A0" w:firstRow="1" w:lastRow="0" w:firstColumn="1" w:lastColumn="0" w:noHBand="0" w:noVBand="1"/>
+      </w:tblPr>
+      <w:tblGrid>
+        <w:gridCol w:w="6588"/>
+      </w:tblGrid>
+      <w:tr>
+        <w:tc>
+          <w:tcPr>
+            <w:tcW w:w="6554" w:type="dxa"/>
+            <w:tcBorders>
+              <w:top w:val="single" w:sz="4" w:space="0" w:color="FFFFFF"/>
+              <w:left w:val="single" w:sz="4" w:space="0" w:color="FFFFFF"/>
+              <w:bottom w:val="single" w:sz="4" w:space="0" w:color="FFFFFF"/>
+              <w:right w:val="single" w:sz="4" w:space="0" w:color="FFFFFF"/>
+            </w:tcBorders>
+          </w:tcPr>
+          <w:p>
+            <w:pPr>
+              <w:spacing w:after="0" w:line="240" w:lineRule="auto"/>
+              <w:rPr>
+                <w:rFonts w:ascii="Times New Roman" w:hAnsi="Times New Roman"/>
+                <w:sz w:val="24"/>
+                <w:szCs w:val="24"/>
+                <w:lang w:val="en-US"/>
+              </w:rPr>
+            </w:pPr>
+            <w:r>
+              <w:rPr>
+                <w:rFonts w:ascii="Times New Roman" w:hAnsi="Times New Roman"/>
+                <w:b/>
+                <w:sz w:val="24"/>
+                <w:szCs w:val="24"/>
+                <w:lang w:val="en-US"/>
+              </w:rPr>
+              <w:t>${</w:t>
+            </w:r>
+            <w:proofErr w:type="spellStart"/>
+            <w:r>
+              <w:rPr>
+                <w:rFonts w:ascii="Times New Roman" w:hAnsi="Times New Roman"/>
+                <w:b/>
+                <w:sz w:val="24"/>
+                <w:szCs w:val="24"/>
+                <w:lang w:val="en-US"/>
+              </w:rPr>
+              <w:t>judul_ciptaan</w:t>
+            </w:r>
+            <w:proofErr w:type="spellEnd"/>
+            <w:r>
+              <w:rPr>
+                <w:rFonts w:ascii="Times New Roman" w:hAnsi="Times New Roman"/>
+                <w:b/>
+                <w:sz w:val="24"/>
+                <w:szCs w:val="24"/>
+                <w:lang w:val="en-US"/>
+              </w:rPr>
+              <w:t>}</w:t>
+            </w:r>
+          </w:p>
+        </w:tc>
+      </w:tr>
+      <w:tr>
+        <w:tc>
+          <w:tcPr>
+            <w:tcW w:w="6588" w:type="dxa"/>
+            <w:tcBorders>
+              <w:top w:val="single" w:sz="4" w:space="0" w:color="FFFFFF"/>
+            </w:tcBorders>
+          </w:tcPr>
+          <w:p>
+            <w:pPr>
+              <w:spacing w:after="0" w:line="240" w:lineRule="auto"/>
+              <w:rPr>
+                <w:rFonts w:ascii="Times New Roman" w:hAnsi="Times New Roman"/>
+                <w:sz w:val="24"/>
+                <w:szCs w:val="24"/>
+              </w:rPr>
+            </w:pPr>
+            <w:r>
+              <w:rPr>
+                <w:rFonts w:ascii="Times New Roman" w:hAnsi="Times New Roman"/>
+                <w:sz w:val="24"/>
+                <w:szCs w:val="24"/>
+                <w:lang w:val="en-US"/>
+              </w:rPr>
+              <w:t>${</w:t>
+            </w:r>
+            <w:proofErr w:type="spellStart"/>
+            <w:r>
+              <w:rPr>
+                <w:rFonts w:ascii="Times New Roman" w:hAnsi="Times New Roman"/>
+                <w:sz w:val="24"/>
+                <w:szCs w:val="24"/>
+                <w:lang w:val="en-US"/>
+              </w:rPr>
+              <w:t>link_ciptaan</w:t>
+            </w:r>
+            <w:proofErr w:type="spellEnd"/>
+            <w:r>
+              <w:rPr>
+                <w:rFonts w:ascii="Times New Roman" w:hAnsi="Times New Roman"/>
+                <w:sz w:val="24"/>
+                <w:szCs w:val="24"/>
+                <w:lang w:val="en-US"/>
+              </w:rPr>
+              <w:t>}</w:t>
+            </w:r>
+          </w:p>
+        </w:tc>
+      </w:tr>
+    </w:tbl>
+    <w:p>
+      <w:pPr>
+        <w:spacing w:after="0" w:line="240" w:lineRule="auto"/>
+        <w:rPr>
+          <w:rFonts w:ascii="Times New Roman" w:hAnsi="Times New Roman"/>
+          <w:sz w:val="24"/>
+          <w:szCs w:val="24"/>
+        </w:rPr>
+      </w:pPr>
       <w:r>
         <w:rPr>
           <w:rFonts w:ascii="Times New Roman" w:hAnsi="Times New Roman"/>
@@ -1448,7 +1581,6 @@
           <w:rFonts w:ascii="Times New Roman" w:hAnsi="Times New Roman"/>
           <w:sz w:val="24"/>
           <w:szCs w:val="24"/>
-          <w:lang w:val="en-US"/>
         </w:rPr>
       </w:pPr>
       <w:r>
@@ -1482,46 +1614,6 @@
           <w:szCs w:val="24"/>
         </w:rPr>
         <w:tab/>
-      </w:r>
-      <w:r>
-        <w:rPr>
-          <w:rFonts w:ascii="Times New Roman" w:hAnsi="Times New Roman"/>
-          <w:sz w:val="24"/>
-          <w:szCs w:val="24"/>
-        </w:rPr>
-        <w:tab/>
-      </w:r>
-      <w:r>
-        <w:rPr>
-          <w:rFonts w:ascii="Times New Roman" w:hAnsi="Times New Roman"/>
-          <w:b/>
-          <w:sz w:val="24"/>
-          <w:szCs w:val="24"/>
-          <w:lang w:val="en-US"/>
-        </w:rPr>
-        <w:t>${</w:t>
-      </w:r>
-      <w:proofErr w:type="spellStart"/>
-      <w:r>
-        <w:rPr>
-          <w:rFonts w:ascii="Times New Roman" w:hAnsi="Times New Roman"/>
-          <w:b/>
-          <w:sz w:val="24"/>
-          <w:szCs w:val="24"/>
-          <w:lang w:val="en-US"/>
-        </w:rPr>
-        <w:t>judul_ciptaan</w:t>
-      </w:r>
-      <w:proofErr w:type="spellEnd"/>
-      <w:r>
-        <w:rPr>
-          <w:rFonts w:ascii="Times New Roman" w:hAnsi="Times New Roman"/>
-          <w:b/>
-          <w:sz w:val="24"/>
-          <w:szCs w:val="24"/>
-          <w:lang w:val="en-US"/>
-        </w:rPr>
-        <w:t>}</w:t>
       </w:r>
     </w:p>
     <w:p>
@@ -1570,53 +1662,6 @@
         </w:rPr>
         <w:tab/>
       </w:r>
-      <w:r>
-        <w:rPr>
-          <w:rFonts w:ascii="Times New Roman" w:hAnsi="Times New Roman"/>
-          <w:sz w:val="24"/>
-          <w:szCs w:val="24"/>
-          <w:lang w:val="en-US"/>
-        </w:rPr>
-        <w:tab/>
-      </w:r>
-      <w:r>
-        <w:rPr>
-          <w:rFonts w:ascii="Times New Roman" w:hAnsi="Times New Roman"/>
-          <w:sz w:val="24"/>
-          <w:szCs w:val="24"/>
-          <w:lang w:val="en-US"/>
-        </w:rPr>
-        <w:t>${</w:t>
-      </w:r>
-      <w:proofErr w:type="spellStart"/>
-      <w:r>
-        <w:rPr>
-          <w:rFonts w:ascii="Times New Roman" w:hAnsi="Times New Roman"/>
-          <w:sz w:val="24"/>
-          <w:szCs w:val="24"/>
-          <w:lang w:val="en-US"/>
-        </w:rPr>
-        <w:t>link</w:t>
-      </w:r>
-      <w:r>
-        <w:rPr>
-          <w:rFonts w:ascii="Times New Roman" w:hAnsi="Times New Roman"/>
-          <w:sz w:val="24"/>
-          <w:szCs w:val="24"/>
-          <w:lang w:val="en-US"/>
-        </w:rPr>
-        <w:t>_ciptaan</w:t>
-      </w:r>
-      <w:proofErr w:type="spellEnd"/>
-      <w:r>
-        <w:rPr>
-          <w:rFonts w:ascii="Times New Roman" w:hAnsi="Times New Roman"/>
-          <w:sz w:val="24"/>
-          <w:szCs w:val="24"/>
-          <w:lang w:val="en-US"/>
-        </w:rPr>
-        <w:t>}</w:t>
-      </w:r>
     </w:p>
     <w:p>
       <w:pPr>
@@ -1627,6 +1672,14 @@
           <w:szCs w:val="24"/>
         </w:rPr>
       </w:pPr>
+      <w:r>
+        <w:rPr>
+          <w:rFonts w:ascii="Times New Roman" w:hAnsi="Times New Roman"/>
+          <w:sz w:val="24"/>
+          <w:szCs w:val="24"/>
+        </w:rPr>
+        <w:t>Tanggal dan tempat di-</w:t>
+      </w:r>
     </w:p>
     <w:p>
       <w:pPr>
@@ -1643,7 +1696,15 @@
           <w:sz w:val="24"/>
           <w:szCs w:val="24"/>
         </w:rPr>
-        <w:t>Tanggal dan tempat di-</w:t>
+        <w:t>u</w:t>
+      </w:r>
+      <w:r>
+        <w:rPr>
+          <w:rFonts w:ascii="Times New Roman" w:hAnsi="Times New Roman"/>
+          <w:sz w:val="24"/>
+          <w:szCs w:val="24"/>
+        </w:rPr>
+        <w:t>mumkan untuk pertama</w:t>
       </w:r>
     </w:p>
     <w:p>
@@ -1661,15 +1722,15 @@
           <w:sz w:val="24"/>
           <w:szCs w:val="24"/>
         </w:rPr>
-        <w:t>u</w:t>
-      </w:r>
-      <w:r>
-        <w:rPr>
-          <w:rFonts w:ascii="Times New Roman" w:hAnsi="Times New Roman"/>
-          <w:sz w:val="24"/>
-          <w:szCs w:val="24"/>
-        </w:rPr>
-        <w:t>mumkan untuk pertama</w:t>
+        <w:t>k</w:t>
+      </w:r>
+      <w:r>
+        <w:rPr>
+          <w:rFonts w:ascii="Times New Roman" w:hAnsi="Times New Roman"/>
+          <w:sz w:val="24"/>
+          <w:szCs w:val="24"/>
+        </w:rPr>
+        <w:t>ali di wilayah Indonesia</w:t>
       </w:r>
     </w:p>
     <w:p>
@@ -1687,15 +1748,15 @@
           <w:sz w:val="24"/>
           <w:szCs w:val="24"/>
         </w:rPr>
-        <w:t>k</w:t>
-      </w:r>
-      <w:r>
-        <w:rPr>
-          <w:rFonts w:ascii="Times New Roman" w:hAnsi="Times New Roman"/>
-          <w:sz w:val="24"/>
-          <w:szCs w:val="24"/>
-        </w:rPr>
-        <w:t>ali di wilayah Indonesia</w:t>
+        <w:t>a</w:t>
+      </w:r>
+      <w:r>
+        <w:rPr>
+          <w:rFonts w:ascii="Times New Roman" w:hAnsi="Times New Roman"/>
+          <w:sz w:val="24"/>
+          <w:szCs w:val="24"/>
+        </w:rPr>
+        <w:t>tau di luar wilayah Indo-</w:t>
       </w:r>
     </w:p>
     <w:p>
@@ -1705,23 +1766,134 @@
           <w:rFonts w:ascii="Times New Roman" w:hAnsi="Times New Roman"/>
           <w:sz w:val="24"/>
           <w:szCs w:val="24"/>
-        </w:rPr>
-      </w:pPr>
-      <w:r>
-        <w:rPr>
-          <w:rFonts w:ascii="Times New Roman" w:hAnsi="Times New Roman"/>
-          <w:sz w:val="24"/>
-          <w:szCs w:val="24"/>
-        </w:rPr>
-        <w:t>a</w:t>
-      </w:r>
-      <w:r>
-        <w:rPr>
-          <w:rFonts w:ascii="Times New Roman" w:hAnsi="Times New Roman"/>
-          <w:sz w:val="24"/>
-          <w:szCs w:val="24"/>
-        </w:rPr>
-        <w:t>tau di luar wilayah Indo-</w:t>
+          <w:lang w:val="en-US"/>
+        </w:rPr>
+      </w:pPr>
+      <w:r>
+        <w:rPr>
+          <w:rFonts w:ascii="Times New Roman" w:hAnsi="Times New Roman"/>
+          <w:sz w:val="24"/>
+          <w:szCs w:val="24"/>
+        </w:rPr>
+        <w:t>n</w:t>
+      </w:r>
+      <w:r>
+        <w:rPr>
+          <w:rFonts w:ascii="Times New Roman" w:hAnsi="Times New Roman"/>
+          <w:sz w:val="24"/>
+          <w:szCs w:val="24"/>
+        </w:rPr>
+        <w:t>esia</w:t>
+      </w:r>
+      <w:r>
+        <w:rPr>
+          <w:rFonts w:ascii="Times New Roman" w:hAnsi="Times New Roman"/>
+          <w:sz w:val="24"/>
+          <w:szCs w:val="24"/>
+        </w:rPr>
+        <w:tab/>
+      </w:r>
+      <w:r>
+        <w:rPr>
+          <w:rFonts w:ascii="Times New Roman" w:hAnsi="Times New Roman"/>
+          <w:sz w:val="24"/>
+          <w:szCs w:val="24"/>
+        </w:rPr>
+        <w:tab/>
+      </w:r>
+      <w:r>
+        <w:rPr>
+          <w:rFonts w:ascii="Times New Roman" w:hAnsi="Times New Roman"/>
+          <w:sz w:val="24"/>
+          <w:szCs w:val="24"/>
+        </w:rPr>
+        <w:tab/>
+      </w:r>
+      <w:r>
+        <w:rPr>
+          <w:rFonts w:ascii="Times New Roman" w:hAnsi="Times New Roman"/>
+          <w:sz w:val="24"/>
+          <w:szCs w:val="24"/>
+        </w:rPr>
+        <w:tab/>
+      </w:r>
+      <w:r>
+        <w:rPr>
+          <w:rFonts w:ascii="Times New Roman" w:hAnsi="Times New Roman"/>
+          <w:sz w:val="24"/>
+          <w:szCs w:val="24"/>
+        </w:rPr>
+        <w:tab/>
+      </w:r>
+      <w:r>
+        <w:rPr>
+          <w:rFonts w:ascii="Times New Roman" w:hAnsi="Times New Roman"/>
+          <w:sz w:val="24"/>
+          <w:szCs w:val="24"/>
+          <w:lang w:val="en-US"/>
+        </w:rPr>
+        <w:t xml:space="preserve"> </w:t>
+      </w:r>
+      <w:r>
+        <w:rPr>
+          <w:rFonts w:ascii="Times New Roman" w:hAnsi="Times New Roman"/>
+          <w:sz w:val="24"/>
+          <w:szCs w:val="24"/>
+          <w:lang w:val="en-US"/>
+        </w:rPr>
+        <w:t>${</w:t>
+      </w:r>
+      <w:r>
+        <w:rPr>
+          <w:rFonts w:ascii="Times New Roman" w:hAnsi="Times New Roman"/>
+          <w:sz w:val="24"/>
+          <w:szCs w:val="24"/>
+        </w:rPr>
+        <w:t>tempatpertama</w:t>
+      </w:r>
+      <w:r>
+        <w:rPr>
+          <w:rFonts w:ascii="Times New Roman" w:hAnsi="Times New Roman"/>
+          <w:sz w:val="24"/>
+          <w:szCs w:val="24"/>
+          <w:lang w:val="en-US"/>
+        </w:rPr>
+        <w:t>},</w:t>
+      </w:r>
+      <w:r>
+        <w:rPr>
+          <w:rFonts w:ascii="Times New Roman" w:hAnsi="Times New Roman"/>
+          <w:sz w:val="24"/>
+          <w:szCs w:val="24"/>
+          <w:lang w:val="en-US"/>
+        </w:rPr>
+        <w:t xml:space="preserve"> </w:t>
+      </w:r>
+      <w:r>
+        <w:rPr>
+          <w:rFonts w:ascii="Times New Roman" w:hAnsi="Times New Roman"/>
+          <w:sz w:val="24"/>
+          <w:szCs w:val="24"/>
+          <w:lang w:val="en-US"/>
+        </w:rPr>
+        <w:t>${</w:t>
+      </w:r>
+      <w:r>
+        <w:rPr>
+          <w:rFonts w:ascii="Times New Roman" w:hAnsi="Times New Roman"/>
+          <w:sz w:val="24"/>
+          <w:szCs w:val="24"/>
+        </w:rPr>
+        <w:t>tanggal_pertama</w:t>
+      </w:r>
+      <w:r>
+        <w:rPr>
+          <w:rFonts w:ascii="Times New Roman" w:hAnsi="Times New Roman"/>
+          <w:sz w:val="24"/>
+          <w:szCs w:val="24"/>
+          <w:lang w:val="en-US"/>
+        </w:rPr>
+        <w:t>}</w:t>
       </w:r>
     </w:p>
     <w:p>
@@ -1734,240 +1906,145 @@
           <w:lang w:val="en-US"/>
         </w:rPr>
       </w:pPr>
-      <w:r>
-        <w:rPr>
-          <w:rFonts w:ascii="Times New Roman" w:hAnsi="Times New Roman"/>
-          <w:sz w:val="24"/>
-          <w:szCs w:val="24"/>
-        </w:rPr>
-        <w:t>n</w:t>
-      </w:r>
-      <w:r>
-        <w:rPr>
-          <w:rFonts w:ascii="Times New Roman" w:hAnsi="Times New Roman"/>
-          <w:sz w:val="24"/>
-          <w:szCs w:val="24"/>
-        </w:rPr>
-        <w:t>esia</w:t>
-      </w:r>
-      <w:r>
-        <w:rPr>
-          <w:rFonts w:ascii="Times New Roman" w:hAnsi="Times New Roman"/>
-          <w:sz w:val="24"/>
-          <w:szCs w:val="24"/>
-        </w:rPr>
-        <w:tab/>
-      </w:r>
-      <w:r>
-        <w:rPr>
-          <w:rFonts w:ascii="Times New Roman" w:hAnsi="Times New Roman"/>
-          <w:sz w:val="24"/>
-          <w:szCs w:val="24"/>
-        </w:rPr>
-        <w:tab/>
-      </w:r>
-      <w:r>
-        <w:rPr>
-          <w:rFonts w:ascii="Times New Roman" w:hAnsi="Times New Roman"/>
-          <w:sz w:val="24"/>
-          <w:szCs w:val="24"/>
-        </w:rPr>
-        <w:tab/>
-      </w:r>
-      <w:r>
-        <w:rPr>
-          <w:rFonts w:ascii="Times New Roman" w:hAnsi="Times New Roman"/>
-          <w:sz w:val="24"/>
-          <w:szCs w:val="24"/>
-        </w:rPr>
-        <w:tab/>
-      </w:r>
-      <w:r>
-        <w:rPr>
-          <w:rFonts w:ascii="Times New Roman" w:hAnsi="Times New Roman"/>
-          <w:sz w:val="24"/>
-          <w:szCs w:val="24"/>
-        </w:rPr>
-        <w:tab/>
-      </w:r>
-      <w:r>
-        <w:rPr>
-          <w:rFonts w:ascii="Times New Roman" w:hAnsi="Times New Roman"/>
-          <w:sz w:val="24"/>
-          <w:szCs w:val="24"/>
-          <w:lang w:val="en-US"/>
-        </w:rPr>
-        <w:t xml:space="preserve"> </w:t>
-      </w:r>
-      <w:r>
-        <w:rPr>
-          <w:rFonts w:ascii="Times New Roman" w:hAnsi="Times New Roman"/>
-          <w:sz w:val="24"/>
-          <w:szCs w:val="24"/>
-          <w:lang w:val="en-US"/>
-        </w:rPr>
-        <w:t>${</w:t>
-      </w:r>
-      <w:proofErr w:type="spellStart"/>
-      <w:r>
-        <w:rPr>
-          <w:rFonts w:ascii="Times New Roman" w:hAnsi="Times New Roman"/>
-          <w:sz w:val="24"/>
-          <w:szCs w:val="24"/>
-          <w:lang w:val="en-US"/>
-        </w:rPr>
-        <w:t>tempat</w:t>
-      </w:r>
-      <w:proofErr w:type="spellEnd"/>
-      <w:r>
-        <w:rPr>
-          <w:rFonts w:ascii="Times New Roman" w:hAnsi="Times New Roman"/>
-          <w:sz w:val="24"/>
-          <w:szCs w:val="24"/>
-          <w:lang w:val="en-US"/>
-        </w:rPr>
-        <w:t>},</w:t>
-      </w:r>
-      <w:r>
-        <w:rPr>
-          <w:rFonts w:ascii="Times New Roman" w:hAnsi="Times New Roman"/>
-          <w:sz w:val="24"/>
-          <w:szCs w:val="24"/>
-          <w:lang w:val="en-US"/>
-        </w:rPr>
-        <w:t xml:space="preserve"> </w:t>
-      </w:r>
-      <w:r>
-        <w:rPr>
-          <w:rFonts w:ascii="Times New Roman" w:hAnsi="Times New Roman"/>
-          <w:sz w:val="24"/>
-          <w:szCs w:val="24"/>
-          <w:lang w:val="en-US"/>
-        </w:rPr>
-        <w:t>${</w:t>
-      </w:r>
-      <w:proofErr w:type="spellStart"/>
-      <w:r>
-        <w:rPr>
-          <w:rFonts w:ascii="Times New Roman" w:hAnsi="Times New Roman"/>
-          <w:sz w:val="24"/>
-          <w:szCs w:val="24"/>
-          <w:lang w:val="en-US"/>
-        </w:rPr>
-        <w:t>tanggal_terbit</w:t>
-      </w:r>
-      <w:proofErr w:type="spellEnd"/>
-      <w:r>
-        <w:rPr>
-          <w:rFonts w:ascii="Times New Roman" w:hAnsi="Times New Roman"/>
-          <w:sz w:val="24"/>
-          <w:szCs w:val="24"/>
-          <w:lang w:val="en-US"/>
-        </w:rPr>
-        <w:t>}</w:t>
-      </w:r>
+    </w:p>
+    <w:tbl>
+      <w:tblPr>
+        <w:tblpPr w:leftFromText="180" w:rightFromText="180" w:vertAnchor="text" w:horzAnchor="margin" w:tblpXSpec="right" w:tblpY="188"/>
+        <w:tblW w:w="0" w:type="auto"/>
+        <w:tblBorders>
+          <w:top w:val="single" w:sz="4" w:space="0" w:color="FFFFFF"/>
+          <w:left w:val="single" w:sz="4" w:space="0" w:color="FFFFFF"/>
+          <w:bottom w:val="single" w:sz="4" w:space="0" w:color="FFFFFF"/>
+          <w:right w:val="single" w:sz="4" w:space="0" w:color="FFFFFF"/>
+          <w:insideH w:val="single" w:sz="4" w:space="0" w:color="FFFFFF"/>
+          <w:insideV w:val="single" w:sz="4" w:space="0" w:color="FFFFFF"/>
+        </w:tblBorders>
+        <w:tblLook w:val="04A0" w:firstRow="1" w:lastRow="0" w:firstColumn="1" w:lastColumn="0" w:noHBand="0" w:noVBand="1"/>
+      </w:tblPr>
+      <w:tblGrid>
+        <w:gridCol w:w="6663"/>
+      </w:tblGrid>
+      <w:tr>
+        <w:tc>
+          <w:tcPr>
+            <w:tcW w:w="6663" w:type="dxa"/>
+          </w:tcPr>
+          <w:p>
+            <w:pPr>
+              <w:spacing w:after="0" w:line="240" w:lineRule="auto"/>
+              <w:ind w:right="491"/>
+              <w:jc w:val="both"/>
+              <w:rPr>
+                <w:rFonts w:ascii="Times New Roman" w:hAnsi="Times New Roman"/>
+                <w:sz w:val="24"/>
+                <w:szCs w:val="24"/>
+                <w:lang w:val="en-US"/>
+              </w:rPr>
+            </w:pPr>
+            <w:r>
+              <w:rPr>
+                <w:rFonts w:ascii="Times New Roman" w:hAnsi="Times New Roman"/>
+                <w:sz w:val="24"/>
+                <w:szCs w:val="24"/>
+                <w:lang w:val="en-US"/>
+              </w:rPr>
+              <w:t>${</w:t>
+            </w:r>
+            <w:proofErr w:type="spellStart"/>
+            <w:r>
+              <w:rPr>
+                <w:rFonts w:ascii="Times New Roman" w:hAnsi="Times New Roman"/>
+                <w:sz w:val="24"/>
+                <w:szCs w:val="24"/>
+                <w:lang w:val="en-US"/>
+              </w:rPr>
+              <w:t>uraian</w:t>
+            </w:r>
+            <w:proofErr w:type="spellEnd"/>
+            <w:r>
+              <w:rPr>
+                <w:rFonts w:ascii="Times New Roman" w:hAnsi="Times New Roman"/>
+                <w:sz w:val="24"/>
+                <w:szCs w:val="24"/>
+                <w:lang w:val="en-US"/>
+              </w:rPr>
+              <w:t>}</w:t>
+            </w:r>
+          </w:p>
+        </w:tc>
+      </w:tr>
+    </w:tbl>
+    <w:p>
+      <w:pPr>
+        <w:spacing w:after="0" w:line="240" w:lineRule="auto"/>
+        <w:rPr>
+          <w:rFonts w:ascii="Times New Roman" w:hAnsi="Times New Roman"/>
+          <w:sz w:val="24"/>
+          <w:szCs w:val="24"/>
+        </w:rPr>
+      </w:pPr>
     </w:p>
     <w:p>
       <w:pPr>
         <w:spacing w:after="0" w:line="240" w:lineRule="auto"/>
-        <w:rPr>
-          <w:rFonts w:ascii="Times New Roman" w:hAnsi="Times New Roman"/>
-          <w:sz w:val="24"/>
-          <w:szCs w:val="24"/>
-          <w:lang w:val="en-US"/>
-        </w:rPr>
-      </w:pPr>
+        <w:jc w:val="both"/>
+        <w:rPr>
+          <w:rFonts w:ascii="Times New Roman" w:hAnsi="Times New Roman"/>
+          <w:sz w:val="24"/>
+          <w:szCs w:val="24"/>
+        </w:rPr>
+      </w:pPr>
+      <w:r>
+        <w:rPr>
+          <w:rFonts w:ascii="Times New Roman" w:hAnsi="Times New Roman"/>
+          <w:sz w:val="24"/>
+          <w:szCs w:val="24"/>
+        </w:rPr>
+        <w:t>Uraian ciptaan</w:t>
+      </w:r>
+      <w:r>
+        <w:rPr>
+          <w:rFonts w:ascii="Times New Roman" w:hAnsi="Times New Roman"/>
+          <w:sz w:val="24"/>
+          <w:szCs w:val="24"/>
+        </w:rPr>
+        <w:tab/>
+      </w:r>
+      <w:r>
+        <w:rPr>
+          <w:rFonts w:ascii="Times New Roman" w:hAnsi="Times New Roman"/>
+          <w:sz w:val="24"/>
+          <w:szCs w:val="24"/>
+        </w:rPr>
+        <w:tab/>
+      </w:r>
+      <w:r>
+        <w:rPr>
+          <w:rFonts w:ascii="Times New Roman" w:hAnsi="Times New Roman"/>
+          <w:sz w:val="24"/>
+          <w:szCs w:val="24"/>
+        </w:rPr>
+        <w:tab/>
+      </w:r>
+      <w:r>
+        <w:rPr>
+          <w:rFonts w:ascii="Times New Roman" w:hAnsi="Times New Roman"/>
+          <w:sz w:val="24"/>
+          <w:szCs w:val="24"/>
+        </w:rPr>
+        <w:tab/>
+      </w:r>
     </w:p>
     <w:p>
       <w:pPr>
         <w:spacing w:after="0" w:line="240" w:lineRule="auto"/>
-        <w:rPr>
-          <w:rFonts w:ascii="Times New Roman" w:hAnsi="Times New Roman"/>
-          <w:sz w:val="24"/>
-          <w:szCs w:val="24"/>
-        </w:rPr>
-      </w:pPr>
-    </w:p>
-    <w:p>
-      <w:pPr>
-        <w:spacing w:after="0" w:line="240" w:lineRule="auto"/>
         <w:jc w:val="both"/>
         <w:rPr>
           <w:rFonts w:ascii="Times New Roman" w:hAnsi="Times New Roman"/>
           <w:sz w:val="24"/>
           <w:szCs w:val="24"/>
-          <w:lang w:val="en-US"/>
-        </w:rPr>
-      </w:pPr>
-      <w:r>
-        <w:rPr>
-          <w:rFonts w:ascii="Times New Roman" w:hAnsi="Times New Roman"/>
-          <w:sz w:val="24"/>
-          <w:szCs w:val="24"/>
-        </w:rPr>
-        <w:t>Uraian ciptaan</w:t>
-      </w:r>
-      <w:r>
-        <w:rPr>
-          <w:rFonts w:ascii="Times New Roman" w:hAnsi="Times New Roman"/>
-          <w:sz w:val="24"/>
-          <w:szCs w:val="24"/>
-        </w:rPr>
-        <w:tab/>
-      </w:r>
-      <w:r>
-        <w:rPr>
-          <w:rFonts w:ascii="Times New Roman" w:hAnsi="Times New Roman"/>
-          <w:sz w:val="24"/>
-          <w:szCs w:val="24"/>
-        </w:rPr>
-        <w:tab/>
-      </w:r>
-      <w:r>
-        <w:rPr>
-          <w:rFonts w:ascii="Times New Roman" w:hAnsi="Times New Roman"/>
-          <w:sz w:val="24"/>
-          <w:szCs w:val="24"/>
-        </w:rPr>
-        <w:tab/>
-      </w:r>
-      <w:r>
-        <w:rPr>
-          <w:rFonts w:ascii="Times New Roman" w:hAnsi="Times New Roman"/>
-          <w:sz w:val="24"/>
-          <w:szCs w:val="24"/>
-        </w:rPr>
-        <w:tab/>
-      </w:r>
-      <w:r>
-        <w:rPr>
-          <w:rFonts w:ascii="Times New Roman" w:hAnsi="Times New Roman"/>
-          <w:sz w:val="24"/>
-          <w:szCs w:val="24"/>
-          <w:lang w:val="en-US"/>
-        </w:rPr>
-        <w:t>${</w:t>
-      </w:r>
-      <w:proofErr w:type="spellStart"/>
-      <w:r>
-        <w:rPr>
-          <w:rFonts w:ascii="Times New Roman" w:hAnsi="Times New Roman"/>
-          <w:sz w:val="24"/>
-          <w:szCs w:val="24"/>
-          <w:lang w:val="en-US"/>
-        </w:rPr>
-        <w:t>uraian</w:t>
-      </w:r>
-      <w:proofErr w:type="spellEnd"/>
-      <w:r>
-        <w:rPr>
-          <w:rFonts w:ascii="Times New Roman" w:hAnsi="Times New Roman"/>
-          <w:sz w:val="24"/>
-          <w:szCs w:val="24"/>
-          <w:lang w:val="en-US"/>
-        </w:rPr>
-        <w:t>}</w:t>
-      </w:r>
+        </w:rPr>
+      </w:pPr>
     </w:p>
     <w:p>
       <w:pPr>
@@ -4772,6 +4849,22 @@
       <w:u w:val="single"/>
     </w:rPr>
   </w:style>
+  <w:style w:type="table" w:styleId="TableGrid">
+    <w:name w:val="Table Grid"/>
+    <w:basedOn w:val="TableNormal"/>
+    <w:uiPriority w:val="59"/>
+    <w:rsid w:val="00C46420"/>
+    <w:tblPr>
+      <w:tblBorders>
+        <w:top w:val="single" w:sz="4" w:space="0" w:color="auto"/>
+        <w:left w:val="single" w:sz="4" w:space="0" w:color="auto"/>
+        <w:bottom w:val="single" w:sz="4" w:space="0" w:color="auto"/>
+        <w:right w:val="single" w:sz="4" w:space="0" w:color="auto"/>
+        <w:insideH w:val="single" w:sz="4" w:space="0" w:color="auto"/>
+        <w:insideV w:val="single" w:sz="4" w:space="0" w:color="auto"/>
+      </w:tblBorders>
+    </w:tblPr>
+  </w:style>
 </w:styles>
 </file>
 
